--- a/pravo/time-manage.docx
+++ b/pravo/time-manage.docx
@@ -109,7 +109,6 @@
           <w:numId w:val="1"/>
         </w:numPr>
         <w:tabs>
-          <w:tab w:val="clear" w:pos="709"/>
           <w:tab w:val="left" w:pos="709" w:leader="none"/>
         </w:tabs>
         <w:bidi w:val="0"/>
@@ -137,7 +136,6 @@
           <w:numId w:val="1"/>
         </w:numPr>
         <w:tabs>
-          <w:tab w:val="clear" w:pos="709"/>
           <w:tab w:val="left" w:pos="709" w:leader="none"/>
         </w:tabs>
         <w:bidi w:val="0"/>
@@ -165,7 +163,6 @@
           <w:numId w:val="1"/>
         </w:numPr>
         <w:tabs>
-          <w:tab w:val="clear" w:pos="709"/>
           <w:tab w:val="left" w:pos="709" w:leader="none"/>
         </w:tabs>
         <w:bidi w:val="0"/>
@@ -193,7 +190,6 @@
           <w:numId w:val="1"/>
         </w:numPr>
         <w:tabs>
-          <w:tab w:val="clear" w:pos="709"/>
           <w:tab w:val="left" w:pos="709" w:leader="none"/>
         </w:tabs>
         <w:bidi w:val="0"/>
@@ -221,7 +217,6 @@
           <w:numId w:val="1"/>
         </w:numPr>
         <w:tabs>
-          <w:tab w:val="clear" w:pos="709"/>
           <w:tab w:val="left" w:pos="709" w:leader="none"/>
         </w:tabs>
         <w:bidi w:val="0"/>
@@ -279,7 +274,23 @@
       </w:r>
       <w:r>
         <w:rPr/>
-        <w:t xml:space="preserve"> помогает разделить задачи на четыре категории:</w:t>
+        <w:t xml:space="preserve"> это инструмент, который помогает разделять задачи по важности и срочности, чтобы эффективно расставить приоритеты и сосредоточиться на наиболее значимых делах.</w:t>
+      </w:r>
+    </w:p>
+    <w:p>
+      <w:pPr>
+        <w:pStyle w:val="BodyText"/>
+        <w:bidi w:val="0"/>
+        <w:jc w:val="start"/>
+        <w:rPr/>
+      </w:pPr>
+      <w:r>
+        <w:rPr/>
+        <w:t xml:space="preserve">Она </w:t>
+      </w:r>
+      <w:r>
+        <w:rPr/>
+        <w:t>помогает разделить задачи на четыре категории:</w:t>
       </w:r>
     </w:p>
     <w:p>
@@ -290,7 +301,6 @@
           <w:numId w:val="2"/>
         </w:numPr>
         <w:tabs>
-          <w:tab w:val="clear" w:pos="709"/>
           <w:tab w:val="left" w:pos="709" w:leader="none"/>
         </w:tabs>
         <w:bidi w:val="0"/>
@@ -312,7 +322,6 @@
           <w:numId w:val="2"/>
         </w:numPr>
         <w:tabs>
-          <w:tab w:val="clear" w:pos="709"/>
           <w:tab w:val="left" w:pos="709" w:leader="none"/>
         </w:tabs>
         <w:bidi w:val="0"/>
@@ -334,7 +343,6 @@
           <w:numId w:val="2"/>
         </w:numPr>
         <w:tabs>
-          <w:tab w:val="clear" w:pos="709"/>
           <w:tab w:val="left" w:pos="709" w:leader="none"/>
         </w:tabs>
         <w:bidi w:val="0"/>
@@ -356,7 +364,6 @@
           <w:numId w:val="2"/>
         </w:numPr>
         <w:tabs>
-          <w:tab w:val="clear" w:pos="709"/>
           <w:tab w:val="left" w:pos="709" w:leader="none"/>
         </w:tabs>
         <w:bidi w:val="0"/>
@@ -415,7 +422,6 @@
           <w:numId w:val="3"/>
         </w:numPr>
         <w:tabs>
-          <w:tab w:val="clear" w:pos="709"/>
           <w:tab w:val="left" w:pos="709" w:leader="none"/>
         </w:tabs>
         <w:bidi w:val="0"/>
@@ -443,7 +449,6 @@
           <w:numId w:val="3"/>
         </w:numPr>
         <w:tabs>
-          <w:tab w:val="clear" w:pos="709"/>
           <w:tab w:val="left" w:pos="709" w:leader="none"/>
         </w:tabs>
         <w:bidi w:val="0"/>
@@ -471,7 +476,6 @@
           <w:numId w:val="3"/>
         </w:numPr>
         <w:tabs>
-          <w:tab w:val="clear" w:pos="709"/>
           <w:tab w:val="left" w:pos="709" w:leader="none"/>
         </w:tabs>
         <w:bidi w:val="0"/>
@@ -536,7 +540,6 @@
           <w:numId w:val="4"/>
         </w:numPr>
         <w:tabs>
-          <w:tab w:val="clear" w:pos="709"/>
           <w:tab w:val="left" w:pos="709" w:leader="none"/>
         </w:tabs>
         <w:bidi w:val="0"/>
@@ -564,7 +567,6 @@
           <w:numId w:val="4"/>
         </w:numPr>
         <w:tabs>
-          <w:tab w:val="clear" w:pos="709"/>
           <w:tab w:val="left" w:pos="709" w:leader="none"/>
         </w:tabs>
         <w:bidi w:val="0"/>
@@ -592,7 +594,6 @@
           <w:numId w:val="4"/>
         </w:numPr>
         <w:tabs>
-          <w:tab w:val="clear" w:pos="709"/>
           <w:tab w:val="left" w:pos="709" w:leader="none"/>
         </w:tabs>
         <w:bidi w:val="0"/>
@@ -632,19 +633,23 @@
       </w:pPr>
       <w:r>
         <w:rPr/>
-        <w:t>1. Матрица Эйзенхауэра</w:t>
-      </w:r>
-    </w:p>
-    <w:p>
-      <w:pPr>
-        <w:pStyle w:val="BodyText"/>
-        <w:bidi w:val="0"/>
-        <w:jc w:val="start"/>
-        <w:rPr/>
-      </w:pPr>
-      <w:r>
-        <w:rPr/>
-        <w:t>Матрица Эйзенхауэра - это инструмент, который помогает разделять задачи по важности и срочности, чтобы эффективно расставить приоритеты и сосредоточиться на наиболее значимых делах.</w:t>
+        <w:t>1</w:t>
+      </w:r>
+      <w:r>
+        <w:rPr/>
+        <w:t>. Метод Pomodoro</w:t>
+      </w:r>
+    </w:p>
+    <w:p>
+      <w:pPr>
+        <w:pStyle w:val="BodyText"/>
+        <w:bidi w:val="0"/>
+        <w:jc w:val="start"/>
+        <w:rPr/>
+      </w:pPr>
+      <w:r>
+        <w:rPr/>
+        <w:t>Метод Pomodoro был разработан Франческо Чирилло в конце 1980-х годов. Он помогает разбить работу на интервалы, обычно по 25 минут, с короткими перерывами между ними.</w:t>
       </w:r>
     </w:p>
     <w:p>
@@ -658,7 +663,7 @@
         <w:rPr>
           <w:rStyle w:val="Strong"/>
         </w:rPr>
-        <w:t>Как использовать матрицу:</w:t>
+        <w:t>Шаги метода Pomodoro:</w:t>
       </w:r>
     </w:p>
     <w:p>
@@ -669,7 +674,6 @@
           <w:numId w:val="5"/>
         </w:numPr>
         <w:tabs>
-          <w:tab w:val="clear" w:pos="709"/>
           <w:tab w:val="left" w:pos="709" w:leader="none"/>
         </w:tabs>
         <w:bidi w:val="0"/>
@@ -680,7 +684,7 @@
       </w:pPr>
       <w:r>
         <w:rPr/>
-        <w:t>Запишите все текущие задачи.</w:t>
+        <w:t>Выберите задачу для выполнения.</w:t>
       </w:r>
     </w:p>
     <w:p>
@@ -691,7 +695,6 @@
           <w:numId w:val="5"/>
         </w:numPr>
         <w:tabs>
-          <w:tab w:val="clear" w:pos="709"/>
           <w:tab w:val="left" w:pos="709" w:leader="none"/>
         </w:tabs>
         <w:bidi w:val="0"/>
@@ -702,7 +705,7 @@
       </w:pPr>
       <w:r>
         <w:rPr/>
-        <w:t>Распределите их по четырем квадрантам матрицы.</w:t>
+        <w:t>Установите таймер на 25 минут (один "Pomodoro").</w:t>
       </w:r>
     </w:p>
     <w:p>
@@ -713,7 +716,6 @@
           <w:numId w:val="5"/>
         </w:numPr>
         <w:tabs>
-          <w:tab w:val="clear" w:pos="709"/>
           <w:tab w:val="left" w:pos="709" w:leader="none"/>
         </w:tabs>
         <w:bidi w:val="0"/>
@@ -724,7 +726,7 @@
       </w:pPr>
       <w:r>
         <w:rPr/>
-        <w:t>Работайте в первую очередь над задачами из первого квадранта.</w:t>
+        <w:t>Работайте над задачей до тех пор, пока таймер не прозвонит.</w:t>
       </w:r>
     </w:p>
     <w:p>
@@ -735,17 +737,37 @@
           <w:numId w:val="5"/>
         </w:numPr>
         <w:tabs>
-          <w:tab w:val="clear" w:pos="709"/>
           <w:tab w:val="left" w:pos="709" w:leader="none"/>
         </w:tabs>
         <w:bidi w:val="0"/>
+        <w:spacing w:before="0" w:after="0"/>
         <w:ind w:hanging="283" w:start="709"/>
         <w:jc w:val="start"/>
         <w:rPr/>
       </w:pPr>
       <w:r>
         <w:rPr/>
-        <w:t>Планируйте время для задач из второго квадранта, чтобы предотвратить их срочность в будущем.</w:t>
+        <w:t>Сделайте короткий перерыв (5 минут).</w:t>
+      </w:r>
+    </w:p>
+    <w:p>
+      <w:pPr>
+        <w:pStyle w:val="BodyText"/>
+        <w:numPr>
+          <w:ilvl w:val="0"/>
+          <w:numId w:val="5"/>
+        </w:numPr>
+        <w:tabs>
+          <w:tab w:val="left" w:pos="709" w:leader="none"/>
+        </w:tabs>
+        <w:bidi w:val="0"/>
+        <w:ind w:hanging="283" w:start="709"/>
+        <w:jc w:val="start"/>
+        <w:rPr/>
+      </w:pPr>
+      <w:r>
+        <w:rPr/>
+        <w:t>После четырех "Pomodoro" сделайте длинный перерыв (15-30 минут).</w:t>
       </w:r>
     </w:p>
     <w:p>
@@ -757,19 +779,23 @@
       </w:pPr>
       <w:r>
         <w:rPr/>
-        <w:t>2. Метод Pomodoro</w:t>
-      </w:r>
-    </w:p>
-    <w:p>
-      <w:pPr>
-        <w:pStyle w:val="BodyText"/>
-        <w:bidi w:val="0"/>
-        <w:jc w:val="start"/>
-        <w:rPr/>
-      </w:pPr>
-      <w:r>
-        <w:rPr/>
-        <w:t>Метод Pomodoro был разработан Франческо Чирилло в конце 1980-х годов. Он помогает разбить работу на интервалы, обычно по 25 минут, с короткими перерывами между ними.</w:t>
+        <w:t>2</w:t>
+      </w:r>
+      <w:r>
+        <w:rPr/>
+        <w:t>. 80/20 Правило (Принцип Парето)</w:t>
+      </w:r>
+    </w:p>
+    <w:p>
+      <w:pPr>
+        <w:pStyle w:val="BodyText"/>
+        <w:bidi w:val="0"/>
+        <w:jc w:val="start"/>
+        <w:rPr/>
+      </w:pPr>
+      <w:r>
+        <w:rPr/>
+        <w:t>Принцип Парето утверждает, что 80% результатов достигаются за счет 20% усилий. Это правило применяется для определения ключевых задач, которые имеют наибольшее значение.</w:t>
       </w:r>
     </w:p>
     <w:p>
@@ -783,7 +809,7 @@
         <w:rPr>
           <w:rStyle w:val="Strong"/>
         </w:rPr>
-        <w:t>Шаги метода Pomodoro:</w:t>
+        <w:t>Применение правила:</w:t>
       </w:r>
     </w:p>
     <w:p>
@@ -794,7 +820,6 @@
           <w:numId w:val="6"/>
         </w:numPr>
         <w:tabs>
-          <w:tab w:val="clear" w:pos="709"/>
           <w:tab w:val="left" w:pos="709" w:leader="none"/>
         </w:tabs>
         <w:bidi w:val="0"/>
@@ -805,7 +830,7 @@
       </w:pPr>
       <w:r>
         <w:rPr/>
-        <w:t>Выберите задачу для выполнения.</w:t>
+        <w:t>Определите, какие 20% задач приносят 80% результата.</w:t>
       </w:r>
     </w:p>
     <w:p>
@@ -816,7 +841,6 @@
           <w:numId w:val="6"/>
         </w:numPr>
         <w:tabs>
-          <w:tab w:val="clear" w:pos="709"/>
           <w:tab w:val="left" w:pos="709" w:leader="none"/>
         </w:tabs>
         <w:bidi w:val="0"/>
@@ -827,7 +851,7 @@
       </w:pPr>
       <w:r>
         <w:rPr/>
-        <w:t>Установите таймер на 25 минут (один "Pomodoro").</w:t>
+        <w:t>Сосредоточьте основное внимание на этих задачах.</w:t>
       </w:r>
     </w:p>
     <w:p>
@@ -838,61 +862,16 @@
           <w:numId w:val="6"/>
         </w:numPr>
         <w:tabs>
-          <w:tab w:val="clear" w:pos="709"/>
           <w:tab w:val="left" w:pos="709" w:leader="none"/>
         </w:tabs>
         <w:bidi w:val="0"/>
-        <w:spacing w:before="0" w:after="0"/>
         <w:ind w:hanging="283" w:start="709"/>
         <w:jc w:val="start"/>
         <w:rPr/>
       </w:pPr>
       <w:r>
         <w:rPr/>
-        <w:t>Работайте над задачей до тех пор, пока таймер не прозвонит.</w:t>
-      </w:r>
-    </w:p>
-    <w:p>
-      <w:pPr>
-        <w:pStyle w:val="BodyText"/>
-        <w:numPr>
-          <w:ilvl w:val="0"/>
-          <w:numId w:val="6"/>
-        </w:numPr>
-        <w:tabs>
-          <w:tab w:val="clear" w:pos="709"/>
-          <w:tab w:val="left" w:pos="709" w:leader="none"/>
-        </w:tabs>
-        <w:bidi w:val="0"/>
-        <w:spacing w:before="0" w:after="0"/>
-        <w:ind w:hanging="283" w:start="709"/>
-        <w:jc w:val="start"/>
-        <w:rPr/>
-      </w:pPr>
-      <w:r>
-        <w:rPr/>
-        <w:t>Сделайте короткий перерыв (5 минут).</w:t>
-      </w:r>
-    </w:p>
-    <w:p>
-      <w:pPr>
-        <w:pStyle w:val="BodyText"/>
-        <w:numPr>
-          <w:ilvl w:val="0"/>
-          <w:numId w:val="6"/>
-        </w:numPr>
-        <w:tabs>
-          <w:tab w:val="clear" w:pos="709"/>
-          <w:tab w:val="left" w:pos="709" w:leader="none"/>
-        </w:tabs>
-        <w:bidi w:val="0"/>
-        <w:ind w:hanging="283" w:start="709"/>
-        <w:jc w:val="start"/>
-        <w:rPr/>
-      </w:pPr>
-      <w:r>
-        <w:rPr/>
-        <w:t>После четырех "Pomodoro" сделайте длинный перерыв (15-30 минут).</w:t>
+        <w:t>Делегируйте или минимизируйте время на менее значимые задачи.</w:t>
       </w:r>
     </w:p>
     <w:p>
@@ -904,19 +883,23 @@
       </w:pPr>
       <w:r>
         <w:rPr/>
-        <w:t>3. 80/20 Правило (Принцип Парето)</w:t>
-      </w:r>
-    </w:p>
-    <w:p>
-      <w:pPr>
-        <w:pStyle w:val="BodyText"/>
-        <w:bidi w:val="0"/>
-        <w:jc w:val="start"/>
-        <w:rPr/>
-      </w:pPr>
-      <w:r>
-        <w:rPr/>
-        <w:t>Принцип Парето утверждает, что 80% результатов достигаются за счет 20% усилий. Это правило применяется для определения ключевых задач, которые имеют наибольшее значение.</w:t>
+        <w:t>3</w:t>
+      </w:r>
+      <w:r>
+        <w:rPr/>
+        <w:t>. Использование технологий</w:t>
+      </w:r>
+    </w:p>
+    <w:p>
+      <w:pPr>
+        <w:pStyle w:val="BodyText"/>
+        <w:bidi w:val="0"/>
+        <w:jc w:val="start"/>
+        <w:rPr/>
+      </w:pPr>
+      <w:r>
+        <w:rPr/>
+        <w:t>Современные технологии предлагают множество инструментов для управления временем. Приложения и программы могут помочь в планировании, отслеживании времени и повышении продуктивности.</w:t>
       </w:r>
     </w:p>
     <w:p>
@@ -930,7 +913,7 @@
         <w:rPr>
           <w:rStyle w:val="Strong"/>
         </w:rPr>
-        <w:t>Применение правила:</w:t>
+        <w:t>Популярные инструменты:</w:t>
       </w:r>
     </w:p>
     <w:p>
@@ -941,7 +924,6 @@
           <w:numId w:val="7"/>
         </w:numPr>
         <w:tabs>
-          <w:tab w:val="clear" w:pos="709"/>
           <w:tab w:val="left" w:pos="709" w:leader="none"/>
         </w:tabs>
         <w:bidi w:val="0"/>
@@ -951,8 +933,14 @@
         <w:rPr/>
       </w:pPr>
       <w:r>
-        <w:rPr/>
-        <w:t>Определите, какие 20% задач приносят 80% результата.</w:t>
+        <w:rPr>
+          <w:rStyle w:val="Strong"/>
+        </w:rPr>
+        <w:t>Todoist</w:t>
+      </w:r>
+      <w:r>
+        <w:rPr/>
+        <w:t>: Приложение для управления задачами и проектами.</w:t>
       </w:r>
     </w:p>
     <w:p>
@@ -963,7 +951,6 @@
           <w:numId w:val="7"/>
         </w:numPr>
         <w:tabs>
-          <w:tab w:val="clear" w:pos="709"/>
           <w:tab w:val="left" w:pos="709" w:leader="none"/>
         </w:tabs>
         <w:bidi w:val="0"/>
@@ -973,8 +960,14 @@
         <w:rPr/>
       </w:pPr>
       <w:r>
-        <w:rPr/>
-        <w:t>Сосредоточьте основное внимание на этих задачах.</w:t>
+        <w:rPr>
+          <w:rStyle w:val="Strong"/>
+        </w:rPr>
+        <w:t>Trello</w:t>
+      </w:r>
+      <w:r>
+        <w:rPr/>
+        <w:t>: Инструмент для визуального планирования и управления проектами с использованием досок и карточек.</w:t>
       </w:r>
     </w:p>
     <w:p>
@@ -985,122 +978,6 @@
           <w:numId w:val="7"/>
         </w:numPr>
         <w:tabs>
-          <w:tab w:val="clear" w:pos="709"/>
-          <w:tab w:val="left" w:pos="709" w:leader="none"/>
-        </w:tabs>
-        <w:bidi w:val="0"/>
-        <w:ind w:hanging="283" w:start="709"/>
-        <w:jc w:val="start"/>
-        <w:rPr/>
-      </w:pPr>
-      <w:r>
-        <w:rPr/>
-        <w:t>Делегируйте или минимизируйте время на менее значимые задачи.</w:t>
-      </w:r>
-    </w:p>
-    <w:p>
-      <w:pPr>
-        <w:pStyle w:val="Heading3"/>
-        <w:bidi w:val="0"/>
-        <w:jc w:val="start"/>
-        <w:rPr/>
-      </w:pPr>
-      <w:r>
-        <w:rPr/>
-        <w:t>4. Использование технологий</w:t>
-      </w:r>
-    </w:p>
-    <w:p>
-      <w:pPr>
-        <w:pStyle w:val="BodyText"/>
-        <w:bidi w:val="0"/>
-        <w:jc w:val="start"/>
-        <w:rPr/>
-      </w:pPr>
-      <w:r>
-        <w:rPr/>
-        <w:t>Современные технологии предлагают множество инструментов для управления временем. Приложения и программы могут помочь в планировании, отслеживании времени и повышении продуктивности.</w:t>
-      </w:r>
-    </w:p>
-    <w:p>
-      <w:pPr>
-        <w:pStyle w:val="BodyText"/>
-        <w:bidi w:val="0"/>
-        <w:jc w:val="start"/>
-        <w:rPr/>
-      </w:pPr>
-      <w:r>
-        <w:rPr>
-          <w:rStyle w:val="Strong"/>
-        </w:rPr>
-        <w:t>Популярные инструменты:</w:t>
-      </w:r>
-    </w:p>
-    <w:p>
-      <w:pPr>
-        <w:pStyle w:val="BodyText"/>
-        <w:numPr>
-          <w:ilvl w:val="0"/>
-          <w:numId w:val="8"/>
-        </w:numPr>
-        <w:tabs>
-          <w:tab w:val="clear" w:pos="709"/>
-          <w:tab w:val="left" w:pos="709" w:leader="none"/>
-        </w:tabs>
-        <w:bidi w:val="0"/>
-        <w:spacing w:before="0" w:after="0"/>
-        <w:ind w:hanging="283" w:start="709"/>
-        <w:jc w:val="start"/>
-        <w:rPr/>
-      </w:pPr>
-      <w:r>
-        <w:rPr>
-          <w:rStyle w:val="Strong"/>
-        </w:rPr>
-        <w:t>Todoist</w:t>
-      </w:r>
-      <w:r>
-        <w:rPr/>
-        <w:t>: Приложение для управления задачами и проектами.</w:t>
-      </w:r>
-    </w:p>
-    <w:p>
-      <w:pPr>
-        <w:pStyle w:val="BodyText"/>
-        <w:numPr>
-          <w:ilvl w:val="0"/>
-          <w:numId w:val="8"/>
-        </w:numPr>
-        <w:tabs>
-          <w:tab w:val="clear" w:pos="709"/>
-          <w:tab w:val="left" w:pos="709" w:leader="none"/>
-        </w:tabs>
-        <w:bidi w:val="0"/>
-        <w:spacing w:before="0" w:after="0"/>
-        <w:ind w:hanging="283" w:start="709"/>
-        <w:jc w:val="start"/>
-        <w:rPr/>
-      </w:pPr>
-      <w:r>
-        <w:rPr>
-          <w:rStyle w:val="Strong"/>
-        </w:rPr>
-        <w:t>Trello</w:t>
-      </w:r>
-      <w:r>
-        <w:rPr/>
-        <w:t>: Инструмент для визуального планирования и управления проектами с использованием досок и карточек.</w:t>
-      </w:r>
-    </w:p>
-    <w:p>
-      <w:pPr>
-        <w:pStyle w:val="BodyText"/>
-        <w:numPr>
-          <w:ilvl w:val="0"/>
-          <w:numId w:val="8"/>
-        </w:numPr>
-        <w:tabs>
-          <w:tab w:val="clear" w:pos="709"/>
           <w:tab w:val="left" w:pos="709" w:leader="none"/>
         </w:tabs>
         <w:bidi w:val="0"/>
@@ -1125,10 +1002,9 @@
         <w:pStyle w:val="BodyText"/>
         <w:numPr>
           <w:ilvl w:val="0"/>
-          <w:numId w:val="8"/>
+          <w:numId w:val="7"/>
         </w:numPr>
         <w:tabs>
-          <w:tab w:val="clear" w:pos="709"/>
           <w:tab w:val="left" w:pos="709" w:leader="none"/>
         </w:tabs>
         <w:bidi w:val="0"/>
@@ -1277,6 +1153,154 @@
       <w:r>
         <w:rPr/>
         <w:t>Воспользуйтесь приложениями и инструментами для планирования и управления временем. Эти технологии могут значительно упростить организацию рабочего процесса и улучшить продуктивность.</w:t>
+      </w:r>
+    </w:p>
+    <w:p>
+      <w:pPr>
+        <w:pStyle w:val="Heading2"/>
+        <w:bidi w:val="0"/>
+        <w:jc w:val="start"/>
+        <w:rPr/>
+      </w:pPr>
+      <w:r>
+        <w:rPr/>
+        <w:t>Мой день с тайм-менеджментом</w:t>
+      </w:r>
+    </w:p>
+    <w:p>
+      <w:pPr>
+        <w:pStyle w:val="BodyText"/>
+        <w:bidi w:val="0"/>
+        <w:jc w:val="start"/>
+        <w:rPr/>
+      </w:pPr>
+      <w:r>
+        <w:rPr/>
+        <w:t>9</w:t>
+      </w:r>
+      <w:r>
+        <w:rPr/>
+        <w:t>:00-</w:t>
+      </w:r>
+      <w:r>
+        <w:rPr/>
+        <w:t>10</w:t>
+      </w:r>
+      <w:r>
+        <w:rPr/>
+        <w:t xml:space="preserve">:00 — подъем; просмотр задач на сегодня в ежедневнике; </w:t>
+      </w:r>
+      <w:r>
+        <w:rPr/>
+        <w:t>утренние процедуры</w:t>
+      </w:r>
+    </w:p>
+    <w:p>
+      <w:pPr>
+        <w:pStyle w:val="BodyText"/>
+        <w:bidi w:val="0"/>
+        <w:jc w:val="start"/>
+        <w:rPr/>
+      </w:pPr>
+      <w:r>
+        <w:rPr/>
+        <w:t>10</w:t>
+      </w:r>
+      <w:r>
+        <w:rPr/>
+        <w:t xml:space="preserve">:00-11:30 — дорога в ВУЗ, </w:t>
+      </w:r>
+      <w:r>
+        <w:rPr/>
+        <w:t>с прочтением книги или ИТ новостей</w:t>
+      </w:r>
+    </w:p>
+    <w:p>
+      <w:pPr>
+        <w:pStyle w:val="BodyText"/>
+        <w:bidi w:val="0"/>
+        <w:jc w:val="start"/>
+        <w:rPr/>
+      </w:pPr>
+      <w:r>
+        <w:rPr/>
+        <w:t>11:30-16:00 — занятия в ВУЗе; выполнение мелких задач из ежедневника в свободное время</w:t>
+      </w:r>
+    </w:p>
+    <w:p>
+      <w:pPr>
+        <w:pStyle w:val="BodyText"/>
+        <w:bidi w:val="0"/>
+        <w:jc w:val="start"/>
+        <w:rPr/>
+      </w:pPr>
+      <w:r>
+        <w:rPr/>
+        <w:t xml:space="preserve">16:00-17:30 </w:t>
+      </w:r>
+      <w:r>
+        <w:rPr/>
+        <w:t>—</w:t>
+      </w:r>
+      <w:r>
+        <w:rPr/>
+        <w:t xml:space="preserve"> </w:t>
+      </w:r>
+      <w:r>
+        <w:rPr/>
+        <w:t xml:space="preserve">дорога </w:t>
+      </w:r>
+      <w:r>
+        <w:rPr/>
+        <w:t>домой</w:t>
+      </w:r>
+      <w:r>
+        <w:rPr/>
+        <w:t xml:space="preserve">, </w:t>
+      </w:r>
+      <w:r>
+        <w:rPr/>
+        <w:t>с прочтением книги или ИТ новостей</w:t>
+      </w:r>
+    </w:p>
+    <w:p>
+      <w:pPr>
+        <w:pStyle w:val="BodyText"/>
+        <w:bidi w:val="0"/>
+        <w:jc w:val="start"/>
+        <w:rPr/>
+      </w:pPr>
+      <w:r>
+        <w:rPr/>
+        <w:t xml:space="preserve">17:30-22:50 </w:t>
+      </w:r>
+      <w:r>
+        <w:rPr/>
+        <w:t xml:space="preserve">— </w:t>
+      </w:r>
+      <w:r>
+        <w:rPr/>
+        <w:t>выполнение ДЗ, работы и саморазвитие с использованием техники pomodoro и правила Парето</w:t>
+      </w:r>
+    </w:p>
+    <w:p>
+      <w:pPr>
+        <w:pStyle w:val="BodyText"/>
+        <w:bidi w:val="0"/>
+        <w:jc w:val="start"/>
+        <w:rPr/>
+      </w:pPr>
+      <w:r>
+        <w:rPr/>
+        <w:t xml:space="preserve">22:50-23:00 </w:t>
+      </w:r>
+      <w:r>
+        <w:rPr/>
+        <w:t xml:space="preserve">— </w:t>
+      </w:r>
+      <w:r>
+        <w:rPr/>
+        <w:t>написание задач на завтра в ежедневник; вечерние процедуры</w:t>
       </w:r>
     </w:p>
     <w:p>
@@ -1321,6 +1345,7 @@
       <w:pgNumType w:fmt="decimal"/>
       <w:formProt w:val="false"/>
       <w:textDirection w:val="lrTb"/>
+      <w:docGrid w:type="default" w:linePitch="100" w:charSpace="0"/>
     </w:sectPr>
   </w:body>
 </w:document>
@@ -1861,8 +1886,8 @@
   <w:abstractNum w:abstractNumId="5">
     <w:lvl w:ilvl="0">
       <w:start w:val="1"/>
-      <w:numFmt w:val="bullet"/>
-      <w:lvlText w:val=""/>
+      <w:numFmt w:val="decimal"/>
+      <w:lvlText w:val="%1."/>
       <w:lvlJc w:val="start"/>
       <w:pPr>
         <w:tabs>
@@ -1870,14 +1895,12 @@
         </w:tabs>
         <w:ind w:start="709" w:hanging="283"/>
       </w:pPr>
-      <w:rPr>
-        <w:rFonts w:ascii="Symbol" w:hAnsi="Symbol" w:cs="Symbol" w:hint="default"/>
-      </w:rPr>
+      <w:rPr/>
     </w:lvl>
     <w:lvl w:ilvl="1">
       <w:start w:val="1"/>
-      <w:numFmt w:val="bullet"/>
-      <w:lvlText w:val=""/>
+      <w:numFmt w:val="decimal"/>
+      <w:lvlText w:val="%2."/>
       <w:lvlJc w:val="start"/>
       <w:pPr>
         <w:tabs>
@@ -1885,14 +1908,12 @@
         </w:tabs>
         <w:ind w:start="1418" w:hanging="283"/>
       </w:pPr>
-      <w:rPr>
-        <w:rFonts w:ascii="Symbol" w:hAnsi="Symbol" w:cs="Symbol" w:hint="default"/>
-      </w:rPr>
+      <w:rPr/>
     </w:lvl>
     <w:lvl w:ilvl="2">
       <w:start w:val="1"/>
-      <w:numFmt w:val="bullet"/>
-      <w:lvlText w:val=""/>
+      <w:numFmt w:val="decimal"/>
+      <w:lvlText w:val="%3."/>
       <w:lvlJc w:val="start"/>
       <w:pPr>
         <w:tabs>
@@ -1900,14 +1921,12 @@
         </w:tabs>
         <w:ind w:start="2127" w:hanging="283"/>
       </w:pPr>
-      <w:rPr>
-        <w:rFonts w:ascii="Symbol" w:hAnsi="Symbol" w:cs="Symbol" w:hint="default"/>
-      </w:rPr>
+      <w:rPr/>
     </w:lvl>
     <w:lvl w:ilvl="3">
       <w:start w:val="1"/>
-      <w:numFmt w:val="bullet"/>
-      <w:lvlText w:val=""/>
+      <w:numFmt w:val="decimal"/>
+      <w:lvlText w:val="%4."/>
       <w:lvlJc w:val="start"/>
       <w:pPr>
         <w:tabs>
@@ -1915,14 +1934,12 @@
         </w:tabs>
         <w:ind w:start="2836" w:hanging="283"/>
       </w:pPr>
-      <w:rPr>
-        <w:rFonts w:ascii="Symbol" w:hAnsi="Symbol" w:cs="Symbol" w:hint="default"/>
-      </w:rPr>
+      <w:rPr/>
     </w:lvl>
     <w:lvl w:ilvl="4">
       <w:start w:val="1"/>
-      <w:numFmt w:val="bullet"/>
-      <w:lvlText w:val=""/>
+      <w:numFmt w:val="decimal"/>
+      <w:lvlText w:val="%5."/>
       <w:lvlJc w:val="start"/>
       <w:pPr>
         <w:tabs>
@@ -1930,14 +1947,12 @@
         </w:tabs>
         <w:ind w:start="3545" w:hanging="283"/>
       </w:pPr>
-      <w:rPr>
-        <w:rFonts w:ascii="Symbol" w:hAnsi="Symbol" w:cs="Symbol" w:hint="default"/>
-      </w:rPr>
+      <w:rPr/>
     </w:lvl>
     <w:lvl w:ilvl="5">
       <w:start w:val="1"/>
-      <w:numFmt w:val="bullet"/>
-      <w:lvlText w:val=""/>
+      <w:numFmt w:val="decimal"/>
+      <w:lvlText w:val="%6."/>
       <w:lvlJc w:val="start"/>
       <w:pPr>
         <w:tabs>
@@ -1945,14 +1960,12 @@
         </w:tabs>
         <w:ind w:start="4254" w:hanging="283"/>
       </w:pPr>
-      <w:rPr>
-        <w:rFonts w:ascii="Symbol" w:hAnsi="Symbol" w:cs="Symbol" w:hint="default"/>
-      </w:rPr>
+      <w:rPr/>
     </w:lvl>
     <w:lvl w:ilvl="6">
       <w:start w:val="1"/>
-      <w:numFmt w:val="bullet"/>
-      <w:lvlText w:val=""/>
+      <w:numFmt w:val="decimal"/>
+      <w:lvlText w:val="%7."/>
       <w:lvlJc w:val="start"/>
       <w:pPr>
         <w:tabs>
@@ -1960,14 +1973,12 @@
         </w:tabs>
         <w:ind w:start="4963" w:hanging="283"/>
       </w:pPr>
-      <w:rPr>
-        <w:rFonts w:ascii="Symbol" w:hAnsi="Symbol" w:cs="Symbol" w:hint="default"/>
-      </w:rPr>
+      <w:rPr/>
     </w:lvl>
     <w:lvl w:ilvl="7">
       <w:start w:val="1"/>
-      <w:numFmt w:val="bullet"/>
-      <w:lvlText w:val=""/>
+      <w:numFmt w:val="decimal"/>
+      <w:lvlText w:val="%8."/>
       <w:lvlJc w:val="start"/>
       <w:pPr>
         <w:tabs>
@@ -1975,14 +1986,12 @@
         </w:tabs>
         <w:ind w:start="5672" w:hanging="283"/>
       </w:pPr>
-      <w:rPr>
-        <w:rFonts w:ascii="Symbol" w:hAnsi="Symbol" w:cs="Symbol" w:hint="default"/>
-      </w:rPr>
+      <w:rPr/>
     </w:lvl>
     <w:lvl w:ilvl="8">
       <w:start w:val="1"/>
-      <w:numFmt w:val="bullet"/>
-      <w:lvlText w:val=""/>
+      <w:numFmt w:val="decimal"/>
+      <w:lvlText w:val="%9."/>
       <w:lvlJc w:val="start"/>
       <w:pPr>
         <w:tabs>
@@ -1990,16 +1999,14 @@
         </w:tabs>
         <w:ind w:start="6381" w:hanging="283"/>
       </w:pPr>
-      <w:rPr>
-        <w:rFonts w:ascii="Symbol" w:hAnsi="Symbol" w:cs="Symbol" w:hint="default"/>
-      </w:rPr>
+      <w:rPr/>
     </w:lvl>
   </w:abstractNum>
   <w:abstractNum w:abstractNumId="6">
     <w:lvl w:ilvl="0">
       <w:start w:val="1"/>
-      <w:numFmt w:val="decimal"/>
-      <w:lvlText w:val="%1."/>
+      <w:numFmt w:val="bullet"/>
+      <w:lvlText w:val=""/>
       <w:lvlJc w:val="start"/>
       <w:pPr>
         <w:tabs>
@@ -2007,12 +2014,14 @@
         </w:tabs>
         <w:ind w:start="709" w:hanging="283"/>
       </w:pPr>
-      <w:rPr/>
+      <w:rPr>
+        <w:rFonts w:ascii="Symbol" w:hAnsi="Symbol" w:cs="Symbol" w:hint="default"/>
+      </w:rPr>
     </w:lvl>
     <w:lvl w:ilvl="1">
       <w:start w:val="1"/>
-      <w:numFmt w:val="decimal"/>
-      <w:lvlText w:val="%2."/>
+      <w:numFmt w:val="bullet"/>
+      <w:lvlText w:val=""/>
       <w:lvlJc w:val="start"/>
       <w:pPr>
         <w:tabs>
@@ -2020,12 +2029,14 @@
         </w:tabs>
         <w:ind w:start="1418" w:hanging="283"/>
       </w:pPr>
-      <w:rPr/>
+      <w:rPr>
+        <w:rFonts w:ascii="Symbol" w:hAnsi="Symbol" w:cs="Symbol" w:hint="default"/>
+      </w:rPr>
     </w:lvl>
     <w:lvl w:ilvl="2">
       <w:start w:val="1"/>
-      <w:numFmt w:val="decimal"/>
-      <w:lvlText w:val="%3."/>
+      <w:numFmt w:val="bullet"/>
+      <w:lvlText w:val=""/>
       <w:lvlJc w:val="start"/>
       <w:pPr>
         <w:tabs>
@@ -2033,12 +2044,14 @@
         </w:tabs>
         <w:ind w:start="2127" w:hanging="283"/>
       </w:pPr>
-      <w:rPr/>
+      <w:rPr>
+        <w:rFonts w:ascii="Symbol" w:hAnsi="Symbol" w:cs="Symbol" w:hint="default"/>
+      </w:rPr>
     </w:lvl>
     <w:lvl w:ilvl="3">
       <w:start w:val="1"/>
-      <w:numFmt w:val="decimal"/>
-      <w:lvlText w:val="%4."/>
+      <w:numFmt w:val="bullet"/>
+      <w:lvlText w:val=""/>
       <w:lvlJc w:val="start"/>
       <w:pPr>
         <w:tabs>
@@ -2046,12 +2059,14 @@
         </w:tabs>
         <w:ind w:start="2836" w:hanging="283"/>
       </w:pPr>
-      <w:rPr/>
+      <w:rPr>
+        <w:rFonts w:ascii="Symbol" w:hAnsi="Symbol" w:cs="Symbol" w:hint="default"/>
+      </w:rPr>
     </w:lvl>
     <w:lvl w:ilvl="4">
       <w:start w:val="1"/>
-      <w:numFmt w:val="decimal"/>
-      <w:lvlText w:val="%5."/>
+      <w:numFmt w:val="bullet"/>
+      <w:lvlText w:val=""/>
       <w:lvlJc w:val="start"/>
       <w:pPr>
         <w:tabs>
@@ -2059,12 +2074,14 @@
         </w:tabs>
         <w:ind w:start="3545" w:hanging="283"/>
       </w:pPr>
-      <w:rPr/>
+      <w:rPr>
+        <w:rFonts w:ascii="Symbol" w:hAnsi="Symbol" w:cs="Symbol" w:hint="default"/>
+      </w:rPr>
     </w:lvl>
     <w:lvl w:ilvl="5">
       <w:start w:val="1"/>
-      <w:numFmt w:val="decimal"/>
-      <w:lvlText w:val="%6."/>
+      <w:numFmt w:val="bullet"/>
+      <w:lvlText w:val=""/>
       <w:lvlJc w:val="start"/>
       <w:pPr>
         <w:tabs>
@@ -2072,12 +2089,14 @@
         </w:tabs>
         <w:ind w:start="4254" w:hanging="283"/>
       </w:pPr>
-      <w:rPr/>
+      <w:rPr>
+        <w:rFonts w:ascii="Symbol" w:hAnsi="Symbol" w:cs="Symbol" w:hint="default"/>
+      </w:rPr>
     </w:lvl>
     <w:lvl w:ilvl="6">
       <w:start w:val="1"/>
-      <w:numFmt w:val="decimal"/>
-      <w:lvlText w:val="%7."/>
+      <w:numFmt w:val="bullet"/>
+      <w:lvlText w:val=""/>
       <w:lvlJc w:val="start"/>
       <w:pPr>
         <w:tabs>
@@ -2085,12 +2104,14 @@
         </w:tabs>
         <w:ind w:start="4963" w:hanging="283"/>
       </w:pPr>
-      <w:rPr/>
+      <w:rPr>
+        <w:rFonts w:ascii="Symbol" w:hAnsi="Symbol" w:cs="Symbol" w:hint="default"/>
+      </w:rPr>
     </w:lvl>
     <w:lvl w:ilvl="7">
       <w:start w:val="1"/>
-      <w:numFmt w:val="decimal"/>
-      <w:lvlText w:val="%8."/>
+      <w:numFmt w:val="bullet"/>
+      <w:lvlText w:val=""/>
       <w:lvlJc w:val="start"/>
       <w:pPr>
         <w:tabs>
@@ -2098,12 +2119,14 @@
         </w:tabs>
         <w:ind w:start="5672" w:hanging="283"/>
       </w:pPr>
-      <w:rPr/>
+      <w:rPr>
+        <w:rFonts w:ascii="Symbol" w:hAnsi="Symbol" w:cs="Symbol" w:hint="default"/>
+      </w:rPr>
     </w:lvl>
     <w:lvl w:ilvl="8">
       <w:start w:val="1"/>
-      <w:numFmt w:val="decimal"/>
-      <w:lvlText w:val="%9."/>
+      <w:numFmt w:val="bullet"/>
+      <w:lvlText w:val=""/>
       <w:lvlJc w:val="start"/>
       <w:pPr>
         <w:tabs>
@@ -2111,7 +2134,9 @@
         </w:tabs>
         <w:ind w:start="6381" w:hanging="283"/>
       </w:pPr>
-      <w:rPr/>
+      <w:rPr>
+        <w:rFonts w:ascii="Symbol" w:hAnsi="Symbol" w:cs="Symbol" w:hint="default"/>
+      </w:rPr>
     </w:lvl>
   </w:abstractNum>
   <w:abstractNum w:abstractNumId="7">
@@ -2254,144 +2279,6 @@
   <w:abstractNum w:abstractNumId="8">
     <w:lvl w:ilvl="0">
       <w:start w:val="1"/>
-      <w:numFmt w:val="bullet"/>
-      <w:lvlText w:val=""/>
-      <w:lvlJc w:val="start"/>
-      <w:pPr>
-        <w:tabs>
-          <w:tab w:val="num" w:pos="709"/>
-        </w:tabs>
-        <w:ind w:start="709" w:hanging="283"/>
-      </w:pPr>
-      <w:rPr>
-        <w:rFonts w:ascii="Symbol" w:hAnsi="Symbol" w:cs="Symbol" w:hint="default"/>
-      </w:rPr>
-    </w:lvl>
-    <w:lvl w:ilvl="1">
-      <w:start w:val="1"/>
-      <w:numFmt w:val="bullet"/>
-      <w:lvlText w:val=""/>
-      <w:lvlJc w:val="start"/>
-      <w:pPr>
-        <w:tabs>
-          <w:tab w:val="num" w:pos="1418"/>
-        </w:tabs>
-        <w:ind w:start="1418" w:hanging="283"/>
-      </w:pPr>
-      <w:rPr>
-        <w:rFonts w:ascii="Symbol" w:hAnsi="Symbol" w:cs="Symbol" w:hint="default"/>
-      </w:rPr>
-    </w:lvl>
-    <w:lvl w:ilvl="2">
-      <w:start w:val="1"/>
-      <w:numFmt w:val="bullet"/>
-      <w:lvlText w:val=""/>
-      <w:lvlJc w:val="start"/>
-      <w:pPr>
-        <w:tabs>
-          <w:tab w:val="num" w:pos="2127"/>
-        </w:tabs>
-        <w:ind w:start="2127" w:hanging="283"/>
-      </w:pPr>
-      <w:rPr>
-        <w:rFonts w:ascii="Symbol" w:hAnsi="Symbol" w:cs="Symbol" w:hint="default"/>
-      </w:rPr>
-    </w:lvl>
-    <w:lvl w:ilvl="3">
-      <w:start w:val="1"/>
-      <w:numFmt w:val="bullet"/>
-      <w:lvlText w:val=""/>
-      <w:lvlJc w:val="start"/>
-      <w:pPr>
-        <w:tabs>
-          <w:tab w:val="num" w:pos="2836"/>
-        </w:tabs>
-        <w:ind w:start="2836" w:hanging="283"/>
-      </w:pPr>
-      <w:rPr>
-        <w:rFonts w:ascii="Symbol" w:hAnsi="Symbol" w:cs="Symbol" w:hint="default"/>
-      </w:rPr>
-    </w:lvl>
-    <w:lvl w:ilvl="4">
-      <w:start w:val="1"/>
-      <w:numFmt w:val="bullet"/>
-      <w:lvlText w:val=""/>
-      <w:lvlJc w:val="start"/>
-      <w:pPr>
-        <w:tabs>
-          <w:tab w:val="num" w:pos="3545"/>
-        </w:tabs>
-        <w:ind w:start="3545" w:hanging="283"/>
-      </w:pPr>
-      <w:rPr>
-        <w:rFonts w:ascii="Symbol" w:hAnsi="Symbol" w:cs="Symbol" w:hint="default"/>
-      </w:rPr>
-    </w:lvl>
-    <w:lvl w:ilvl="5">
-      <w:start w:val="1"/>
-      <w:numFmt w:val="bullet"/>
-      <w:lvlText w:val=""/>
-      <w:lvlJc w:val="start"/>
-      <w:pPr>
-        <w:tabs>
-          <w:tab w:val="num" w:pos="4254"/>
-        </w:tabs>
-        <w:ind w:start="4254" w:hanging="283"/>
-      </w:pPr>
-      <w:rPr>
-        <w:rFonts w:ascii="Symbol" w:hAnsi="Symbol" w:cs="Symbol" w:hint="default"/>
-      </w:rPr>
-    </w:lvl>
-    <w:lvl w:ilvl="6">
-      <w:start w:val="1"/>
-      <w:numFmt w:val="bullet"/>
-      <w:lvlText w:val=""/>
-      <w:lvlJc w:val="start"/>
-      <w:pPr>
-        <w:tabs>
-          <w:tab w:val="num" w:pos="4963"/>
-        </w:tabs>
-        <w:ind w:start="4963" w:hanging="283"/>
-      </w:pPr>
-      <w:rPr>
-        <w:rFonts w:ascii="Symbol" w:hAnsi="Symbol" w:cs="Symbol" w:hint="default"/>
-      </w:rPr>
-    </w:lvl>
-    <w:lvl w:ilvl="7">
-      <w:start w:val="1"/>
-      <w:numFmt w:val="bullet"/>
-      <w:lvlText w:val=""/>
-      <w:lvlJc w:val="start"/>
-      <w:pPr>
-        <w:tabs>
-          <w:tab w:val="num" w:pos="5672"/>
-        </w:tabs>
-        <w:ind w:start="5672" w:hanging="283"/>
-      </w:pPr>
-      <w:rPr>
-        <w:rFonts w:ascii="Symbol" w:hAnsi="Symbol" w:cs="Symbol" w:hint="default"/>
-      </w:rPr>
-    </w:lvl>
-    <w:lvl w:ilvl="8">
-      <w:start w:val="1"/>
-      <w:numFmt w:val="bullet"/>
-      <w:lvlText w:val=""/>
-      <w:lvlJc w:val="start"/>
-      <w:pPr>
-        <w:tabs>
-          <w:tab w:val="num" w:pos="6381"/>
-        </w:tabs>
-        <w:ind w:start="6381" w:hanging="283"/>
-      </w:pPr>
-      <w:rPr>
-        <w:rFonts w:ascii="Symbol" w:hAnsi="Symbol" w:cs="Symbol" w:hint="default"/>
-      </w:rPr>
-    </w:lvl>
-  </w:abstractNum>
-  <w:abstractNum w:abstractNumId="9">
-    <w:lvl w:ilvl="0">
-      <w:start w:val="1"/>
-      <w:pStyle w:val="Heading1"/>
       <w:numFmt w:val="none"/>
       <w:suff w:val="nothing"/>
       <w:lvlText w:val=""/>
@@ -2405,7 +2292,6 @@
     </w:lvl>
     <w:lvl w:ilvl="1">
       <w:start w:val="1"/>
-      <w:pStyle w:val="Heading2"/>
       <w:numFmt w:val="none"/>
       <w:suff w:val="nothing"/>
       <w:lvlText w:val=""/>
@@ -2419,7 +2305,6 @@
     </w:lvl>
     <w:lvl w:ilvl="2">
       <w:start w:val="1"/>
-      <w:pStyle w:val="Heading3"/>
       <w:numFmt w:val="none"/>
       <w:suff w:val="nothing"/>
       <w:lvlText w:val=""/>
@@ -2534,9 +2419,6 @@
   <w:num w:numId="8">
     <w:abstractNumId w:val="8"/>
   </w:num>
-  <w:num w:numId="9">
-    <w:abstractNumId w:val="9"/>
-  </w:num>
 </w:numbering>
 </file>
 
@@ -2554,7 +2436,6 @@
     </w:rPrDefault>
     <w:pPrDefault>
       <w:pPr>
-        <w:widowControl/>
         <w:suppressAutoHyphens w:val="true"/>
       </w:pPr>
     </w:pPrDefault>
@@ -2564,7 +2445,10 @@
     <w:qFormat/>
     <w:pPr>
       <w:widowControl/>
+      <w:suppressAutoHyphens w:val="true"/>
       <w:bidi w:val="0"/>
+      <w:spacing w:before="0" w:after="0"/>
+      <w:jc w:val="start"/>
     </w:pPr>
     <w:rPr>
       <w:rFonts w:ascii="Liberation Serif" w:hAnsi="Liberation Serif" w:eastAsia="Noto Serif CJK SC" w:cs="Noto Sans Devanagari"/>
